--- a/tillsyn/A 62079-2022 tillsynsbegäran.docx
+++ b/tillsyn/A 62079-2022 tillsynsbegäran.docx
@@ -256,7 +256,7 @@
     <w:r>
       <w:tab/>
       <w:tab/>
-      <w:t>2026-09-14</w:t>
+      <w:t>2026-09-15</w:t>
       <w:br/>
       <w:br/>
     </w:r>

--- a/tillsyn/A 62079-2022 tillsynsbegäran.docx
+++ b/tillsyn/A 62079-2022 tillsynsbegäran.docx
@@ -256,7 +256,7 @@
     <w:r>
       <w:tab/>
       <w:tab/>
-      <w:t>2026-09-15</w:t>
+      <w:t>2026-09-16</w:t>
       <w:br/>
       <w:br/>
     </w:r>

--- a/tillsyn/A 62079-2022 tillsynsbegäran.docx
+++ b/tillsyn/A 62079-2022 tillsynsbegäran.docx
@@ -256,7 +256,7 @@
     <w:r>
       <w:tab/>
       <w:tab/>
-      <w:t>2026-09-16</w:t>
+      <w:t>2026-09-17</w:t>
       <w:br/>
       <w:br/>
     </w:r>

--- a/tillsyn/A 62079-2022 tillsynsbegäran.docx
+++ b/tillsyn/A 62079-2022 tillsynsbegäran.docx
@@ -256,7 +256,7 @@
     <w:r>
       <w:tab/>
       <w:tab/>
-      <w:t>2026-09-17</w:t>
+      <w:t>2026-09-18</w:t>
       <w:br/>
       <w:br/>
     </w:r>

--- a/tillsyn/A 62079-2022 tillsynsbegäran.docx
+++ b/tillsyn/A 62079-2022 tillsynsbegäran.docx
@@ -256,7 +256,7 @@
     <w:r>
       <w:tab/>
       <w:tab/>
-      <w:t>2026-09-18</w:t>
+      <w:t>2026-09-19</w:t>
       <w:br/>
       <w:br/>
     </w:r>

--- a/tillsyn/A 62079-2022 tillsynsbegäran.docx
+++ b/tillsyn/A 62079-2022 tillsynsbegäran.docx
@@ -256,7 +256,7 @@
     <w:r>
       <w:tab/>
       <w:tab/>
-      <w:t>2026-09-19</w:t>
+      <w:t>2026-09-21</w:t>
       <w:br/>
       <w:br/>
     </w:r>

--- a/tillsyn/A 62079-2022 tillsynsbegäran.docx
+++ b/tillsyn/A 62079-2022 tillsynsbegäran.docx
@@ -256,7 +256,7 @@
     <w:r>
       <w:tab/>
       <w:tab/>
-      <w:t>2026-09-21</w:t>
+      <w:t>2026-09-23</w:t>
       <w:br/>
       <w:br/>
     </w:r>

--- a/tillsyn/A 62079-2022 tillsynsbegäran.docx
+++ b/tillsyn/A 62079-2022 tillsynsbegäran.docx
@@ -256,7 +256,7 @@
     <w:r>
       <w:tab/>
       <w:tab/>
-      <w:t>2026-09-23</w:t>
+      <w:t>2026-09-24</w:t>
       <w:br/>
       <w:br/>
     </w:r>

--- a/tillsyn/A 62079-2022 tillsynsbegäran.docx
+++ b/tillsyn/A 62079-2022 tillsynsbegäran.docx
@@ -256,7 +256,7 @@
     <w:r>
       <w:tab/>
       <w:tab/>
-      <w:t>2026-09-24</w:t>
+      <w:t>2026-09-25</w:t>
       <w:br/>
       <w:br/>
     </w:r>

--- a/tillsyn/A 62079-2022 tillsynsbegäran.docx
+++ b/tillsyn/A 62079-2022 tillsynsbegäran.docx
@@ -256,7 +256,7 @@
     <w:r>
       <w:tab/>
       <w:tab/>
-      <w:t>2026-09-25</w:t>
+      <w:t>2026-09-26</w:t>
       <w:br/>
       <w:br/>
     </w:r>

--- a/tillsyn/A 62079-2022 tillsynsbegäran.docx
+++ b/tillsyn/A 62079-2022 tillsynsbegäran.docx
@@ -256,7 +256,7 @@
     <w:r>
       <w:tab/>
       <w:tab/>
-      <w:t>2026-09-26</w:t>
+      <w:t>2026-09-27</w:t>
       <w:br/>
       <w:br/>
     </w:r>

--- a/tillsyn/A 62079-2022 tillsynsbegäran.docx
+++ b/tillsyn/A 62079-2022 tillsynsbegäran.docx
@@ -256,7 +256,7 @@
     <w:r>
       <w:tab/>
       <w:tab/>
-      <w:t>2026-09-27</w:t>
+      <w:t>2026-09-28</w:t>
       <w:br/>
       <w:br/>
     </w:r>

--- a/tillsyn/A 62079-2022 tillsynsbegäran.docx
+++ b/tillsyn/A 62079-2022 tillsynsbegäran.docx
@@ -256,7 +256,7 @@
     <w:r>
       <w:tab/>
       <w:tab/>
-      <w:t>2026-09-28</w:t>
+      <w:t>2026-09-29</w:t>
       <w:br/>
       <w:br/>
     </w:r>

--- a/tillsyn/A 62079-2022 tillsynsbegäran.docx
+++ b/tillsyn/A 62079-2022 tillsynsbegäran.docx
@@ -256,7 +256,7 @@
     <w:r>
       <w:tab/>
       <w:tab/>
-      <w:t>2026-09-29</w:t>
+      <w:t>2026-09-30</w:t>
       <w:br/>
       <w:br/>
     </w:r>

--- a/tillsyn/A 62079-2022 tillsynsbegäran.docx
+++ b/tillsyn/A 62079-2022 tillsynsbegäran.docx
@@ -7,7 +7,7 @@
         <w:pStyle w:val="Title"/>
       </w:pPr>
       <w:r>
-        <w:t>Tillsynsbegäran – information om höga naturvärden i avverkningsanmälan A 62079-2022 i Bräcke kommun</w:t>
+        <w:t>Tillsynsbegäran – information om höga naturvärden och fridlysta arter i avverkningsanmälan A 62079-2022 i Bräcke kommun</w:t>
       </w:r>
     </w:p>
     <w:p>
@@ -22,7 +22,7 @@
       <w:r>
         <w:drawing>
           <wp:inline xmlns:a="http://schemas.openxmlformats.org/drawingml/2006/main" xmlns:pic="http://schemas.openxmlformats.org/drawingml/2006/picture">
-            <wp:extent cx="5486400" cy="5710758"/>
+            <wp:extent cx="5374908" cy="5724000"/>
             <wp:docPr id="1" name="Picture 1"/>
             <wp:cNvGraphicFramePr>
               <a:graphicFrameLocks noChangeAspect="1"/>
@@ -43,7 +43,7 @@
                   <pic:spPr>
                     <a:xfrm>
                       <a:off x="0" y="0"/>
-                      <a:ext cx="5486400" cy="5710758"/>
+                      <a:ext cx="5374908" cy="5724000"/>
                     </a:xfrm>
                     <a:prstGeom prst="rect"/>
                   </pic:spPr>
@@ -60,12 +60,12 @@
         <w:spacing w:after="240"/>
       </w:pPr>
       <w:r>
-        <w:t>Figur 1. Fyndplatser för naturvårdsarter i avverkningsanmälan. Markörer utan svart kant är placerade på fyndplatsen. Markörer med svart kant är placerade vid sidan av fyndplatsen och har ett svart streck som visar fyndplatsens exakta position. Kartans mittpunktskoordinat är N 6988481, E 558579 i SWEREF 99 TM.</w:t>
+        <w:t>Figur 1. Fyndplatser för naturvårdsarter i och inom 8 meter från avverkningsanmälan. Markörer utan svart kant är placerade på fyndplatsen. Markörer med svart kant är placerade vid sidan av fyndplatsen och har ett svart streck som visar fyndplatsens exakta position. Kartans mittpunktskoordinat är N 6988481, E 558579 i SWEREF 99 TM.</w:t>
       </w:r>
     </w:p>
     <w:p>
       <w:r>
-        <w:t>I avverkningsanmälan finns fynd av 1 naturvårdsarter, varav 1 är rödlistad och 1 är typisk (T): garnlav (VU, T). Se Figur 1.</w:t>
+        <w:t>I och inom 8 meter från avverkningsanmälan finns fynd av 5 naturvårdsarter, varav 2 är rödlistade, 3 är fridlysta, 1 är typisk (T) och 1 är signalart (S): garnlav (VU, T), ängsblåvinge (VU), tvåblad (S, §8), brudsporre (§8) och fläcknycklar (§8). Se Figur 1.</w:t>
       </w:r>
     </w:p>
     <w:p>
@@ -256,7 +256,7 @@
     <w:r>
       <w:tab/>
       <w:tab/>
-      <w:t>2026-09-30</w:t>
+      <w:t>2026-10-01</w:t>
       <w:br/>
       <w:br/>
     </w:r>

--- a/tillsyn/A 62079-2022 tillsynsbegäran.docx
+++ b/tillsyn/A 62079-2022 tillsynsbegäran.docx
@@ -256,7 +256,7 @@
     <w:r>
       <w:tab/>
       <w:tab/>
-      <w:t>2026-10-01</w:t>
+      <w:t>2026-10-02</w:t>
       <w:br/>
       <w:br/>
     </w:r>

--- a/tillsyn/A 62079-2022 tillsynsbegäran.docx
+++ b/tillsyn/A 62079-2022 tillsynsbegäran.docx
@@ -256,7 +256,7 @@
     <w:r>
       <w:tab/>
       <w:tab/>
-      <w:t>2026-10-02</w:t>
+      <w:t>2026-10-03</w:t>
       <w:br/>
       <w:br/>
     </w:r>

--- a/tillsyn/A 62079-2022 tillsynsbegäran.docx
+++ b/tillsyn/A 62079-2022 tillsynsbegäran.docx
@@ -256,7 +256,7 @@
     <w:r>
       <w:tab/>
       <w:tab/>
-      <w:t>2026-10-03</w:t>
+      <w:t>2026-10-04</w:t>
       <w:br/>
       <w:br/>
     </w:r>

--- a/tillsyn/A 62079-2022 tillsynsbegäran.docx
+++ b/tillsyn/A 62079-2022 tillsynsbegäran.docx
@@ -256,7 +256,7 @@
     <w:r>
       <w:tab/>
       <w:tab/>
-      <w:t>2026-10-04</w:t>
+      <w:t>2026-10-05</w:t>
       <w:br/>
       <w:br/>
     </w:r>

--- a/tillsyn/A 62079-2022 tillsynsbegäran.docx
+++ b/tillsyn/A 62079-2022 tillsynsbegäran.docx
@@ -256,7 +256,7 @@
     <w:r>
       <w:tab/>
       <w:tab/>
-      <w:t>2026-10-05</w:t>
+      <w:t>2026-10-06</w:t>
       <w:br/>
       <w:br/>
     </w:r>

--- a/tillsyn/A 62079-2022 tillsynsbegäran.docx
+++ b/tillsyn/A 62079-2022 tillsynsbegäran.docx
@@ -256,7 +256,7 @@
     <w:r>
       <w:tab/>
       <w:tab/>
-      <w:t>2026-10-06</w:t>
+      <w:t>2026-10-07</w:t>
       <w:br/>
       <w:br/>
     </w:r>

--- a/tillsyn/A 62079-2022 tillsynsbegäran.docx
+++ b/tillsyn/A 62079-2022 tillsynsbegäran.docx
@@ -256,7 +256,7 @@
     <w:r>
       <w:tab/>
       <w:tab/>
-      <w:t>2026-10-07</w:t>
+      <w:t>2026-10-08</w:t>
       <w:br/>
       <w:br/>
     </w:r>

--- a/tillsyn/A 62079-2022 tillsynsbegäran.docx
+++ b/tillsyn/A 62079-2022 tillsynsbegäran.docx
@@ -256,7 +256,7 @@
     <w:r>
       <w:tab/>
       <w:tab/>
-      <w:t>2026-10-08</w:t>
+      <w:t>2026-10-09</w:t>
       <w:br/>
       <w:br/>
     </w:r>

--- a/tillsyn/A 62079-2022 tillsynsbegäran.docx
+++ b/tillsyn/A 62079-2022 tillsynsbegäran.docx
@@ -256,7 +256,7 @@
     <w:r>
       <w:tab/>
       <w:tab/>
-      <w:t>2026-10-09</w:t>
+      <w:t>2026-10-10</w:t>
       <w:br/>
       <w:br/>
     </w:r>

--- a/tillsyn/A 62079-2022 tillsynsbegäran.docx
+++ b/tillsyn/A 62079-2022 tillsynsbegäran.docx
@@ -256,7 +256,7 @@
     <w:r>
       <w:tab/>
       <w:tab/>
-      <w:t>2026-10-10</w:t>
+      <w:t>2026-10-11</w:t>
       <w:br/>
       <w:br/>
     </w:r>

--- a/tillsyn/A 62079-2022 tillsynsbegäran.docx
+++ b/tillsyn/A 62079-2022 tillsynsbegäran.docx
@@ -256,7 +256,7 @@
     <w:r>
       <w:tab/>
       <w:tab/>
-      <w:t>2026-10-11</w:t>
+      <w:t>2026-10-12</w:t>
       <w:br/>
       <w:br/>
     </w:r>

--- a/tillsyn/A 62079-2022 tillsynsbegäran.docx
+++ b/tillsyn/A 62079-2022 tillsynsbegäran.docx
@@ -256,7 +256,7 @@
     <w:r>
       <w:tab/>
       <w:tab/>
-      <w:t>2026-10-12</w:t>
+      <w:t>2026-10-13</w:t>
       <w:br/>
       <w:br/>
     </w:r>

--- a/tillsyn/A 62079-2022 tillsynsbegäran.docx
+++ b/tillsyn/A 62079-2022 tillsynsbegäran.docx
@@ -256,7 +256,7 @@
     <w:r>
       <w:tab/>
       <w:tab/>
-      <w:t>2026-10-13</w:t>
+      <w:t>2026-10-14</w:t>
       <w:br/>
       <w:br/>
     </w:r>

--- a/tillsyn/A 62079-2022 tillsynsbegäran.docx
+++ b/tillsyn/A 62079-2022 tillsynsbegäran.docx
@@ -256,7 +256,7 @@
     <w:r>
       <w:tab/>
       <w:tab/>
-      <w:t>2026-10-14</w:t>
+      <w:t>2026-10-15</w:t>
       <w:br/>
       <w:br/>
     </w:r>

--- a/tillsyn/A 62079-2022 tillsynsbegäran.docx
+++ b/tillsyn/A 62079-2022 tillsynsbegäran.docx
@@ -256,7 +256,7 @@
     <w:r>
       <w:tab/>
       <w:tab/>
-      <w:t>2026-10-15</w:t>
+      <w:t>2026-10-16</w:t>
       <w:br/>
       <w:br/>
     </w:r>

--- a/tillsyn/A 62079-2022 tillsynsbegäran.docx
+++ b/tillsyn/A 62079-2022 tillsynsbegäran.docx
@@ -256,7 +256,7 @@
     <w:r>
       <w:tab/>
       <w:tab/>
-      <w:t>2026-10-16</w:t>
+      <w:t>2026-10-17</w:t>
       <w:br/>
       <w:br/>
     </w:r>

--- a/tillsyn/A 62079-2022 tillsynsbegäran.docx
+++ b/tillsyn/A 62079-2022 tillsynsbegäran.docx
@@ -256,7 +256,7 @@
     <w:r>
       <w:tab/>
       <w:tab/>
-      <w:t>2026-10-17</w:t>
+      <w:t>2026-10-18</w:t>
       <w:br/>
       <w:br/>
     </w:r>

--- a/tillsyn/A 62079-2022 tillsynsbegäran.docx
+++ b/tillsyn/A 62079-2022 tillsynsbegäran.docx
@@ -256,7 +256,7 @@
     <w:r>
       <w:tab/>
       <w:tab/>
-      <w:t>2026-10-18</w:t>
+      <w:t>2026-10-19</w:t>
       <w:br/>
       <w:br/>
     </w:r>

--- a/tillsyn/A 62079-2022 tillsynsbegäran.docx
+++ b/tillsyn/A 62079-2022 tillsynsbegäran.docx
@@ -256,7 +256,7 @@
     <w:r>
       <w:tab/>
       <w:tab/>
-      <w:t>2026-10-19</w:t>
+      <w:t>2026-10-20</w:t>
       <w:br/>
       <w:br/>
     </w:r>

--- a/tillsyn/A 62079-2022 tillsynsbegäran.docx
+++ b/tillsyn/A 62079-2022 tillsynsbegäran.docx
@@ -256,7 +256,7 @@
     <w:r>
       <w:tab/>
       <w:tab/>
-      <w:t>2026-10-20</w:t>
+      <w:t>2026-10-21</w:t>
       <w:br/>
       <w:br/>
     </w:r>

--- a/tillsyn/A 62079-2022 tillsynsbegäran.docx
+++ b/tillsyn/A 62079-2022 tillsynsbegäran.docx
@@ -256,7 +256,7 @@
     <w:r>
       <w:tab/>
       <w:tab/>
-      <w:t>2026-10-21</w:t>
+      <w:t>2026-10-22</w:t>
       <w:br/>
       <w:br/>
     </w:r>

--- a/tillsyn/A 62079-2022 tillsynsbegäran.docx
+++ b/tillsyn/A 62079-2022 tillsynsbegäran.docx
@@ -256,7 +256,7 @@
     <w:r>
       <w:tab/>
       <w:tab/>
-      <w:t>2026-10-22</w:t>
+      <w:t>2026-10-23</w:t>
       <w:br/>
       <w:br/>
     </w:r>

--- a/tillsyn/A 62079-2022 tillsynsbegäran.docx
+++ b/tillsyn/A 62079-2022 tillsynsbegäran.docx
@@ -256,7 +256,7 @@
     <w:r>
       <w:tab/>
       <w:tab/>
-      <w:t>2026-10-23</w:t>
+      <w:t>2026-10-24</w:t>
       <w:br/>
       <w:br/>
     </w:r>

--- a/tillsyn/A 62079-2022 tillsynsbegäran.docx
+++ b/tillsyn/A 62079-2022 tillsynsbegäran.docx
@@ -256,7 +256,7 @@
     <w:r>
       <w:tab/>
       <w:tab/>
-      <w:t>2026-10-24</w:t>
+      <w:t>2026-10-25</w:t>
       <w:br/>
       <w:br/>
     </w:r>

--- a/tillsyn/A 62079-2022 tillsynsbegäran.docx
+++ b/tillsyn/A 62079-2022 tillsynsbegäran.docx
@@ -256,7 +256,7 @@
     <w:r>
       <w:tab/>
       <w:tab/>
-      <w:t>2026-10-25</w:t>
+      <w:t>2026-10-26</w:t>
       <w:br/>
       <w:br/>
     </w:r>

--- a/tillsyn/A 62079-2022 tillsynsbegäran.docx
+++ b/tillsyn/A 62079-2022 tillsynsbegäran.docx
@@ -256,7 +256,7 @@
     <w:r>
       <w:tab/>
       <w:tab/>
-      <w:t>2026-10-26</w:t>
+      <w:t>2026-10-27</w:t>
       <w:br/>
       <w:br/>
     </w:r>

--- a/tillsyn/A 62079-2022 tillsynsbegäran.docx
+++ b/tillsyn/A 62079-2022 tillsynsbegäran.docx
@@ -256,7 +256,7 @@
     <w:r>
       <w:tab/>
       <w:tab/>
-      <w:t>2026-10-27</w:t>
+      <w:t>2026-10-28</w:t>
       <w:br/>
       <w:br/>
     </w:r>

--- a/tillsyn/A 62079-2022 tillsynsbegäran.docx
+++ b/tillsyn/A 62079-2022 tillsynsbegäran.docx
@@ -256,7 +256,7 @@
     <w:r>
       <w:tab/>
       <w:tab/>
-      <w:t>2026-10-28</w:t>
+      <w:t>2026-10-29</w:t>
       <w:br/>
       <w:br/>
     </w:r>

--- a/tillsyn/A 62079-2022 tillsynsbegäran.docx
+++ b/tillsyn/A 62079-2022 tillsynsbegäran.docx
@@ -256,7 +256,7 @@
     <w:r>
       <w:tab/>
       <w:tab/>
-      <w:t>2026-10-29</w:t>
+      <w:t>2026-10-31</w:t>
       <w:br/>
       <w:br/>
     </w:r>
